--- a/9.1.3.5-qauipsizdik/sabak-zhospary-9.1.3.5-kz.docx
+++ b/9.1.3.5-qauipsizdik/sabak-zhospary-9.1.3.5-kz.docx
@@ -674,7 +674,7 @@
                 <w:sz w:val="24"/>
                 <w:szCs w:val="24"/>
               </w:rPr>
-              <w:t xml:space="preserve"> INSERT белгілері, жуан және жіңішке сұрақтар, «Тоқта да ойлан» (веб-ресурс).</w:t>
+              <w:t xml:space="preserve"> INSERT белгілері (қағаздағы мәтінде және веб-ресурстың теориясында), жуан және жіңішке сұрақтар.</w:t>
             </w:r>
           </w:p>
           <w:p>
@@ -1946,7 +1946,25 @@
                 <w:sz w:val="22"/>
                 <w:szCs w:val="22"/>
               </w:rPr>
-              <w:t xml:space="preserve">Теорияның әр бөлімінен кейін «🤔 Тоқта да ойлан» сұрағы бар: барлығына дұрыс жауап бермейінше жұмысқа өтуге болмайды. Мұғалім оқушыларға асықпай, мәтінге оралып оқуды ұсынады.</w:t>
+              <w:t xml:space="preserve">Теорияны </w:t>
+            </w:r>
+            <w:r>
+              <w:rPr>
+                <w:rFonts w:ascii="Times New Roman" w:cs="Times New Roman" w:eastAsia="Times New Roman" w:hAnsi="Times New Roman"/>
+                <w:b/>
+                <w:bCs/>
+                <w:sz w:val="22"/>
+                <w:szCs w:val="22"/>
+              </w:rPr>
+              <w:t xml:space="preserve">INSERT</w:t>
+            </w:r>
+            <w:r>
+              <w:rPr>
+                <w:rFonts w:ascii="Times New Roman" w:cs="Times New Roman" w:eastAsia="Times New Roman" w:hAnsi="Times New Roman"/>
+                <w:sz w:val="22"/>
+                <w:szCs w:val="22"/>
+              </w:rPr>
+              <w:t xml:space="preserve"> әдісімен оқиды: әр абзацтың астында ✓ «Білемін», + «Жаңа ақпарат», − «Басқаша ойлағанмын», ? «Түсінбедім» батырмалары бар. Барлық абзац белгіленбейінше жұмысқа өтуге болмайды. Мұғалім асықпай оқуды ұсынады.</w:t>
             </w:r>
           </w:p>
         </w:tc>
@@ -1970,7 +1988,7 @@
                 <w:sz w:val="22"/>
                 <w:szCs w:val="22"/>
               </w:rPr>
-              <w:t xml:space="preserve">Теорияны оқиды, «Тоқта да ойлан» сұрақтарына жауап береді.</w:t>
+              <w:t xml:space="preserve">Теорияны оқып, әр абзацты белгілейді.</w:t>
             </w:r>
           </w:p>
         </w:tc>
@@ -1994,7 +2012,7 @@
                 <w:sz w:val="22"/>
                 <w:szCs w:val="22"/>
               </w:rPr>
-              <w:t xml:space="preserve">Автоматты тексеру (бірінші реттен дұрыс жауаптар саны нәтиже бетінде)</w:t>
+              <w:t xml:space="preserve">Нәтиже бетінде: белгілердің саны және «?», «−» қойылған абзацтар — мұғалім оларды сабақ соңында түсіндіреді</w:t>
             </w:r>
           </w:p>
         </w:tc>
@@ -2538,7 +2556,7 @@
                 <w:sz w:val="22"/>
                 <w:szCs w:val="22"/>
               </w:rPr>
-              <w:t xml:space="preserve">Ауызша кері байланыс (болжау), жұптық бағалау (сұрақтар), өзін-өзі тексеру (факт/пікір), веб-ресурста автоматты бағалау және «Тоқта да ойлан», синквейн.</w:t>
+              <w:t xml:space="preserve">Ауызша кері байланыс (болжау), жұптық бағалау (сұрақтар), өзін-өзі тексеру (факт/пікір), веб-ресурста автоматты бағалау және теорияға INSERT белгілері, синквейн.</w:t>
             </w:r>
           </w:p>
         </w:tc>

--- a/9.1.3.5-qauipsizdik/sabak-zhospary-9.1.3.5-kz.docx
+++ b/9.1.3.5-qauipsizdik/sabak-zhospary-9.1.3.5-kz.docx
@@ -559,7 +559,7 @@
                 <w:sz w:val="24"/>
                 <w:szCs w:val="24"/>
               </w:rPr>
-              <w:t xml:space="preserve">Қауіпсіздік және нетикет ережелерін қолданады.</w:t>
+              <w:t xml:space="preserve">Қауіпсіздік және желілік этикет ережелерін қолданады.</w:t>
             </w:r>
           </w:p>
           <w:p>
@@ -753,7 +753,7 @@
                 <w:sz w:val="24"/>
                 <w:szCs w:val="24"/>
               </w:rPr>
-              <w:t xml:space="preserve">Негізгі сөздер: фишинг, әлеуметтік инженерия, кибербуллинг, нетикет, цифрлық із, дербес деректер, факт, пікір, дереккөз.</w:t>
+              <w:t xml:space="preserve">Негізгі сөздер: фишинг, әлеуметтік инженерия, кибербуллинг, желілік этикет, цифрлық із, дербес деректер, факт, пікір, дереккөз.</w:t>
             </w:r>
           </w:p>
         </w:tc>
@@ -1108,7 +1108,7 @@
                 <w:sz w:val="22"/>
                 <w:szCs w:val="22"/>
               </w:rPr>
-              <w:t xml:space="preserve">Сәлемдесу. Сабақтың жоспарымен таныстырады: мәтінмен жұмыс → веб-ресурс (теория және 15 тапсырма) → рефлексия.</w:t>
+              <w:t xml:space="preserve">Сәлемдесу. Сабақтың жоспарымен таныстырады: мәтінмен жұмыс → веб-ресурс (теория және 14 тапсырма) → рефлексия.</w:t>
             </w:r>
           </w:p>
         </w:tc>
@@ -2067,7 +2067,7 @@
                 <w:sz w:val="22"/>
                 <w:szCs w:val="22"/>
               </w:rPr>
-              <w:t xml:space="preserve">Веб-ресурс: 15 тапсырма</w:t>
+              <w:t xml:space="preserve">Веб-ресурс: 14 тапсырма</w:t>
             </w:r>
           </w:p>
           <w:p>

--- a/9.1.3.5-qauipsizdik/sabak-zhospary-9.1.3.5-kz.docx
+++ b/9.1.3.5-qauipsizdik/sabak-zhospary-9.1.3.5-kz.docx
@@ -1964,7 +1964,7 @@
                 <w:sz w:val="22"/>
                 <w:szCs w:val="22"/>
               </w:rPr>
-              <w:t xml:space="preserve"> әдісімен оқиды: әр абзацтың астында ✓ «Білемін», + «Жаңа ақпарат», − «Басқаша ойлағанмын», ? «Түсінбедім» батырмалары бар. Барлық абзац белгіленбейінше жұмысқа өтуге болмайды. Мұғалім асықпай оқуды ұсынады.</w:t>
+              <w:t xml:space="preserve"> әдісімен оқиды: әр абзацтың астында және тізімдегі әр терминнің жанында ✓ «Білемін», + «Жаңа ақпарат», − «Басқаша ойлағанмын», ? «Түсінбедім» батырмалары бар. Барлық абзац пен термин белгіленбейінше жұмысқа өтуге болмайды. Мұғалім асықпай оқуды ұсынады.</w:t>
             </w:r>
           </w:p>
         </w:tc>
@@ -1988,7 +1988,7 @@
                 <w:sz w:val="22"/>
                 <w:szCs w:val="22"/>
               </w:rPr>
-              <w:t xml:space="preserve">Теорияны оқып, әр абзацты белгілейді.</w:t>
+              <w:t xml:space="preserve">Теорияны оқып, әр абзац пен терминді белгілейді.</w:t>
             </w:r>
           </w:p>
         </w:tc>
@@ -2012,7 +2012,7 @@
                 <w:sz w:val="22"/>
                 <w:szCs w:val="22"/>
               </w:rPr>
-              <w:t xml:space="preserve">Нәтиже бетінде: белгілердің саны және «?», «−» қойылған абзацтар — мұғалім оларды сабақ соңында түсіндіреді</w:t>
+              <w:t xml:space="preserve">Нәтиже бетінде: белгілердің саны және «?», «−» қойылған абзацтар мен терминдер — мұғалім оларды сабақ соңында түсіндіреді</w:t>
             </w:r>
           </w:p>
         </w:tc>

--- a/9.1.3.5-qauipsizdik/sabak-zhospary-9.1.3.5-kz.docx
+++ b/9.1.3.5-qauipsizdik/sabak-zhospary-9.1.3.5-kz.docx
@@ -1444,7 +1444,7 @@
                 <w:sz w:val="22"/>
                 <w:szCs w:val="22"/>
               </w:rPr>
-              <w:t xml:space="preserve"> Оқушылар мәтінді жеке оқып, абзацтардың жанына белгі қояды: ✓ — бұрыннан білемін, + — жаңа ақпарат, − — басқаша ойлаған едім, ? — түсінбедім / сұрағым бар.</w:t>
+              <w:t xml:space="preserve"> Оқушылар мәтінді жеке оқып, абзацтардың жанына белгі қояды: ✓ — бұрыннан білемін, ½ — жартылай білемін, + — жаңа ақпарат, − — басқаша ойлаған едім, ? — түсінбедім / сұрағым бар.</w:t>
             </w:r>
           </w:p>
           <w:p>
@@ -1964,7 +1964,7 @@
                 <w:sz w:val="22"/>
                 <w:szCs w:val="22"/>
               </w:rPr>
-              <w:t xml:space="preserve"> әдісімен оқиды: әр абзацтың астында және тізімдегі әр терминнің жанында ✓ «Білемін», + «Жаңа ақпарат», − «Басқаша ойлағанмын», ? «Түсінбедім» батырмалары бар. Барлық абзац пен термин белгіленбейінше жұмысқа өтуге болмайды. Мұғалім асықпай оқуды ұсынады.</w:t>
+              <w:t xml:space="preserve"> әдісімен оқиды: әр абзацтың астында және тізімдегі әр терминнің жанында ✓ «Білемін», ½ «Жартылай білемін», + «Жаңа ақпарат», − «Басқаша ойлағанмын», ? «Түсінбедім» батырмалары бар. Барлық абзац пен термин белгіленбейінше жұмысқа өтуге болмайды. Мұғалім асықпай оқуды ұсынады.</w:t>
             </w:r>
           </w:p>
         </w:tc>

--- a/9.1.3.5-qauipsizdik/sabak-zhospary-9.1.3.5-kz.docx
+++ b/9.1.3.5-qauipsizdik/sabak-zhospary-9.1.3.5-kz.docx
@@ -1183,6 +1183,19 @@
               <w:t xml:space="preserve">Мәтінмен жұмыс парағы</w:t>
             </w:r>
           </w:p>
+          <w:p>
+            <w:pPr>
+              <w:spacing w:after="80" w:before="0"/>
+            </w:pPr>
+            <w:r>
+              <w:rPr>
+                <w:rFonts w:ascii="Times New Roman" w:cs="Times New Roman" w:eastAsia="Times New Roman" w:hAnsi="Times New Roman"/>
+                <w:sz w:val="22"/>
+                <w:szCs w:val="22"/>
+              </w:rPr>
+              <w:t xml:space="preserve">Презентация: 1-слайд</w:t>
+            </w:r>
+          </w:p>
         </w:tc>
       </w:tr>
       <w:tr>
@@ -1369,6 +1382,19 @@
               <w:t xml:space="preserve">Тақта; парақтағы 1-тапсырма</w:t>
             </w:r>
           </w:p>
+          <w:p>
+            <w:pPr>
+              <w:spacing w:after="80" w:before="0"/>
+            </w:pPr>
+            <w:r>
+              <w:rPr>
+                <w:rFonts w:ascii="Times New Roman" w:cs="Times New Roman" w:eastAsia="Times New Roman" w:hAnsi="Times New Roman"/>
+                <w:sz w:val="22"/>
+                <w:szCs w:val="22"/>
+              </w:rPr>
+              <w:t xml:space="preserve">Презентация: 2–4-слайдтар</w:t>
+            </w:r>
+          </w:p>
         </w:tc>
       </w:tr>
       <w:tr>
@@ -1555,6 +1581,19 @@
               <w:t xml:space="preserve">Парақтағы 2–3-тапсырмалар</w:t>
             </w:r>
           </w:p>
+          <w:p>
+            <w:pPr>
+              <w:spacing w:after="80" w:before="0"/>
+            </w:pPr>
+            <w:r>
+              <w:rPr>
+                <w:rFonts w:ascii="Times New Roman" w:cs="Times New Roman" w:eastAsia="Times New Roman" w:hAnsi="Times New Roman"/>
+                <w:sz w:val="22"/>
+                <w:szCs w:val="22"/>
+              </w:rPr>
+              <w:t xml:space="preserve">Презентация: 5–6-слайдтар</w:t>
+            </w:r>
+          </w:p>
         </w:tc>
       </w:tr>
       <w:tr>
@@ -2039,6 +2078,19 @@
               <w:t xml:space="preserve">qauipsizdik-9.1.3.5.html</w:t>
             </w:r>
           </w:p>
+          <w:p>
+            <w:pPr>
+              <w:spacing w:after="80" w:before="0"/>
+            </w:pPr>
+            <w:r>
+              <w:rPr>
+                <w:rFonts w:ascii="Times New Roman" w:cs="Times New Roman" w:eastAsia="Times New Roman" w:hAnsi="Times New Roman"/>
+                <w:sz w:val="22"/>
+                <w:szCs w:val="22"/>
+              </w:rPr>
+              <w:t xml:space="preserve">Презентация: 7–16-слайдтар («?» белгісі көп қойылған тақырыптарды түсіндіру)</w:t>
+            </w:r>
+          </w:p>
         </w:tc>
       </w:tr>
       <w:tr>
@@ -2122,24 +2174,6 @@
                 <w:sz w:val="22"/>
                 <w:szCs w:val="22"/>
               </w:rPr>
-              <w:t xml:space="preserve">, </w:t>
-            </w:r>
-            <w:r>
-              <w:rPr>
-                <w:rFonts w:ascii="Times New Roman" w:cs="Times New Roman" w:eastAsia="Times New Roman" w:hAnsi="Times New Roman"/>
-                <w:b/>
-                <w:bCs/>
-                <w:sz w:val="22"/>
-                <w:szCs w:val="22"/>
-              </w:rPr>
-              <w:t xml:space="preserve">факт пе, пікір ме</w:t>
-            </w:r>
-            <w:r>
-              <w:rPr>
-                <w:rFonts w:ascii="Times New Roman" w:cs="Times New Roman" w:eastAsia="Times New Roman" w:hAnsi="Times New Roman"/>
-                <w:sz w:val="22"/>
-                <w:szCs w:val="22"/>
-              </w:rPr>
               <w:t xml:space="preserve">, жағдаят талдау, «Түзет», «Пайымда».</w:t>
             </w:r>
           </w:p>
@@ -2153,6 +2187,37 @@
                 <w:sz w:val="22"/>
                 <w:szCs w:val="22"/>
               </w:rPr>
+              <w:t xml:space="preserve">Компьютер жетпесе — </w:t>
+            </w:r>
+            <w:r>
+              <w:rPr>
+                <w:rFonts w:ascii="Times New Roman" w:cs="Times New Roman" w:eastAsia="Times New Roman" w:hAnsi="Times New Roman"/>
+                <w:b/>
+                <w:bCs/>
+                <w:sz w:val="22"/>
+                <w:szCs w:val="22"/>
+              </w:rPr>
+              <w:t xml:space="preserve">қағаз нұсқасы</w:t>
+            </w:r>
+            <w:r>
+              <w:rPr>
+                <w:rFonts w:ascii="Times New Roman" w:cs="Times New Roman" w:eastAsia="Times New Roman" w:hAnsi="Times New Roman"/>
+                <w:sz w:val="22"/>
+                <w:szCs w:val="22"/>
+              </w:rPr>
+              <w:t xml:space="preserve">: сол 14 тапсырма, 4 нұсқа (qagaz/ қалтасы), мұғалім жауап кілті мен 10 балдық шкала бойынша тексереді.</w:t>
+            </w:r>
+          </w:p>
+          <w:p>
+            <w:pPr>
+              <w:spacing w:after="60" w:before="0"/>
+            </w:pPr>
+            <w:r>
+              <w:rPr>
+                <w:rFonts w:ascii="Times New Roman" w:cs="Times New Roman" w:eastAsia="Times New Roman" w:hAnsi="Times New Roman"/>
+                <w:sz w:val="22"/>
+                <w:szCs w:val="22"/>
+              </w:rPr>
               <w:t xml:space="preserve">Ерте аяқтағандар нәтиже бетіндегі «★ Тағы сынап көр» батырмасы арқылы қосымша деңгейді орындайды (2 әрекет) немесе шығармашылық тапсырма алады.</w:t>
             </w:r>
           </w:p>
@@ -2201,7 +2266,7 @@
                 <w:sz w:val="22"/>
                 <w:szCs w:val="22"/>
               </w:rPr>
-              <w:t xml:space="preserve">Формативтік бағалау: автоматты тексеру; жазбаша жауаптар — автоматты/ЖИ тексеруі, келіспесе мұғалім қолмен өзгертеді</w:t>
+              <w:t xml:space="preserve">Формативтік бағалау: автоматты тексеру; жазбаша жауаптар — автоматты/ЖИ тексеруі, келіспесе мұғалім қолмен өзгертеді. Баға 10 балдық шкала бойынша: балл × 10 : ең жоғары балл</w:t>
             </w:r>
           </w:p>
         </w:tc>
@@ -2226,6 +2291,32 @@
                 <w:szCs w:val="22"/>
               </w:rPr>
               <w:t xml:space="preserve">qauipsizdik-9.1.3.5.html</w:t>
+            </w:r>
+          </w:p>
+          <w:p>
+            <w:pPr>
+              <w:spacing w:after="80" w:before="0"/>
+            </w:pPr>
+            <w:r>
+              <w:rPr>
+                <w:rFonts w:ascii="Times New Roman" w:cs="Times New Roman" w:eastAsia="Times New Roman" w:hAnsi="Times New Roman"/>
+                <w:sz w:val="22"/>
+                <w:szCs w:val="22"/>
+              </w:rPr>
+              <w:t xml:space="preserve">Қағаз нұсқасы: qagaz-tapsyrma-9.1.3.5-1…4-nuska.docx, жауап кілті</w:t>
+            </w:r>
+          </w:p>
+          <w:p>
+            <w:pPr>
+              <w:spacing w:after="80" w:before="0"/>
+            </w:pPr>
+            <w:r>
+              <w:rPr>
+                <w:rFonts w:ascii="Times New Roman" w:cs="Times New Roman" w:eastAsia="Times New Roman" w:hAnsi="Times New Roman"/>
+                <w:sz w:val="22"/>
+                <w:szCs w:val="22"/>
+              </w:rPr>
+              <w:t xml:space="preserve">Презентация: 17-слайд</w:t>
             </w:r>
           </w:p>
         </w:tc>
@@ -2389,6 +2480,19 @@
                 <w:szCs w:val="22"/>
               </w:rPr>
               <w:t xml:space="preserve">Парақтағы 6-тапсырма</w:t>
+            </w:r>
+          </w:p>
+          <w:p>
+            <w:pPr>
+              <w:spacing w:after="80" w:before="0"/>
+            </w:pPr>
+            <w:r>
+              <w:rPr>
+                <w:rFonts w:ascii="Times New Roman" w:cs="Times New Roman" w:eastAsia="Times New Roman" w:hAnsi="Times New Roman"/>
+                <w:sz w:val="22"/>
+                <w:szCs w:val="22"/>
+              </w:rPr>
+              <w:t xml:space="preserve">Презентация: 18-слайд</w:t>
             </w:r>
           </w:p>
         </w:tc>
